--- a/worlds/ondina-vasquell/tasks/task7/current/started_appeal_letter_05242026.docx
+++ b/worlds/ondina-vasquell/tasks/task7/current/started_appeal_letter_05242026.docx
@@ -610,7 +610,7 @@
           <w:color w:val="232830"/>
           <w:sz w:val="19"/>
         </w:rPr>
-        <w:t>To be completed.</w:t>
+        <w:t>To be completed from the chart and the transfer-day documentation.</w:t>
       </w:r>
     </w:p>
     <w:p>
